--- a/docs/analysis/risk_appetite/out/Analiticheskaya_zapiska_RA_credit_v0.7.docx
+++ b/docs/analysis/risk_appetite/out/Analiticheskaya_zapiska_RA_credit_v0.7.docx
@@ -116,20 +116,20 @@
         <w:rPr>
           <w:color w:val="0B0B0B"/>
         </w:rPr>
-        <w:t xml:space="preserve">Числитель метрики — сумма задолженности двадцати крупнейших заёмщиков — не менялся ни по составу, ни по правилу расчёта. Изменилось </w:t>
+        <w:t xml:space="preserve">Числитель метрики — сумма задолженности двадцати крупнейших заёмщиков — не менялся ни по составу, ни по правилу расчёта. Изменился </w:t>
       </w:r>
       <w:r>
         <w:rPr>
           <w:b/>
           <w:color w:val="0B0B0B"/>
         </w:rPr>
-        <w:t>определение балансового собственного капитала</w:t>
+        <w:t>знаменатель</w:t>
       </w:r>
       <w:r>
         <w:rPr>
           <w:color w:val="0B0B0B"/>
         </w:rPr>
-        <w:t>, то есть знаменателя.</w:t>
+        <w:t>: показатель переведён с одной величины собственного капитала на другую — с регуляторного на балансовый.</w:t>
       </w:r>
     </w:p>
     <w:p>
@@ -177,7 +177,7 @@
         <w:rPr>
           <w:color w:val="0B0B0B"/>
         </w:rPr>
-        <w:t>Формулировка «пробит лимит 95 %» здесь является категориальной ошибкой: показатель и уровень измерены в разных системах — уровень поставлен в 2023 году на прежнем определении капитала, показатель посчитан на новом.</w:t>
+        <w:t>Формулировка «пробит лимит 95 %» здесь является категориальной ошибкой: показатель и уровень измерены в разных базах — уровень поставлен в 2023 году на прежней базе капитала, показатель посчитан на новой.</w:t>
       </w:r>
     </w:p>
     <w:p>
@@ -196,7 +196,20 @@
         <w:rPr>
           <w:color w:val="0B0B0B"/>
         </w:rPr>
-        <w:t>Отношение новой базы капитала к прежней на последней точке, где есть обе:</w:t>
+        <w:t xml:space="preserve">Отношение новой базы к прежней </w:t>
+      </w:r>
+      <w:r>
+        <w:rPr>
+          <w:b/>
+          <w:color w:val="0B0B0B"/>
+        </w:rPr>
+        <w:t>на дату перевода показателя</w:t>
+      </w:r>
+      <w:r>
+        <w:rPr>
+          <w:color w:val="0B0B0B"/>
+        </w:rPr>
+        <w:t xml:space="preserve"> (01.2026):</w:t>
       </w:r>
     </w:p>
     <w:p>
@@ -245,13 +258,254 @@
           <w:b/>
           <w:color w:val="0B0B0B"/>
         </w:rPr>
-        <w:t>Это не два лимита и не послабление.</w:t>
+        <w:t>Это не два лимита и не послабление</w:t>
       </w:r>
       <w:r>
         <w:rPr>
           <w:color w:val="0B0B0B"/>
         </w:rPr>
-        <w:t xml:space="preserve"> Одна и та же величина, выраженная в двух системах измерения. Как расстояние в километрах и милях: число разное, расстояние то же.</w:t>
+        <w:t xml:space="preserve">, но и не перевод единиц. Обе базы считались параллельно тридцать месяцев, и отношение между ними </w:t>
+      </w:r>
+      <w:r>
+        <w:rPr>
+          <w:b/>
+          <w:color w:val="0B0B0B"/>
+        </w:rPr>
+        <w:t>не постоянно</w:t>
+      </w:r>
+      <w:r>
+        <w:rPr>
+          <w:color w:val="0B0B0B"/>
+        </w:rPr>
+        <w:t>: оно сдвинулось с 0,7791 в августе 2023 года до 0,8745 в январе 2026-го — на 9,5 пп. Значит пересчитанный уровень зависит от того, на какую дату взято отношение:</w:t>
+      </w:r>
+    </w:p>
+    <w:tbl>
+      <w:tblPr>
+        <w:tblStyle w:val="TableGrid"/>
+        <w:tblW w:type="auto" w:w="0"/>
+        <w:jc w:val="center"/>
+        <w:tblLook w:firstColumn="1" w:firstRow="1" w:lastColumn="0" w:lastRow="0" w:noHBand="0" w:noVBand="1" w:val="04A0"/>
+      </w:tblPr>
+      <w:tblGrid>
+        <w:gridCol w:w="2880"/>
+        <w:gridCol w:w="2880"/>
+        <w:gridCol w:w="2880"/>
+      </w:tblGrid>
+      <w:tr>
+        <w:tc>
+          <w:tcPr>
+            <w:tcW w:type="dxa" w:w="2880"/>
+          </w:tcPr>
+          <w:p>
+            <w:r>
+              <w:rPr>
+                <w:b/>
+                <w:color w:val="0B0B0B"/>
+              </w:rPr>
+              <w:t>Якорная дата</w:t>
+            </w:r>
+          </w:p>
+        </w:tc>
+        <w:tc>
+          <w:tcPr>
+            <w:tcW w:type="dxa" w:w="2880"/>
+          </w:tcPr>
+          <w:p>
+            <w:r>
+              <w:rPr>
+                <w:b/>
+                <w:color w:val="0B0B0B"/>
+              </w:rPr>
+              <w:t>Отношение</w:t>
+            </w:r>
+          </w:p>
+        </w:tc>
+        <w:tc>
+          <w:tcPr>
+            <w:tcW w:type="dxa" w:w="2880"/>
+          </w:tcPr>
+          <w:p>
+            <w:r>
+              <w:rPr>
+                <w:b/>
+                <w:color w:val="0B0B0B"/>
+              </w:rPr>
+              <w:t>Пересчитанный уровень</w:t>
+            </w:r>
+          </w:p>
+        </w:tc>
+      </w:tr>
+      <w:tr>
+        <w:tc>
+          <w:tcPr>
+            <w:tcW w:type="dxa" w:w="2880"/>
+          </w:tcPr>
+          <w:p>
+            <w:r>
+              <w:rPr>
+                <w:color w:val="0B0B0B"/>
+              </w:rPr>
+              <w:t>08.2023</w:t>
+            </w:r>
+          </w:p>
+        </w:tc>
+        <w:tc>
+          <w:tcPr>
+            <w:tcW w:type="dxa" w:w="2880"/>
+          </w:tcPr>
+          <w:p>
+            <w:r>
+              <w:rPr>
+                <w:color w:val="0B0B0B"/>
+              </w:rPr>
+              <w:t>0,7791</w:t>
+            </w:r>
+          </w:p>
+        </w:tc>
+        <w:tc>
+          <w:tcPr>
+            <w:tcW w:type="dxa" w:w="2880"/>
+          </w:tcPr>
+          <w:p>
+            <w:r>
+              <w:rPr>
+                <w:color w:val="0B0B0B"/>
+              </w:rPr>
+              <w:t>121,93 %</w:t>
+            </w:r>
+          </w:p>
+        </w:tc>
+      </w:tr>
+      <w:tr>
+        <w:tc>
+          <w:tcPr>
+            <w:tcW w:type="dxa" w:w="2880"/>
+          </w:tcPr>
+          <w:p>
+            <w:r>
+              <w:rPr>
+                <w:color w:val="0B0B0B"/>
+              </w:rPr>
+              <w:t>11.2024</w:t>
+            </w:r>
+          </w:p>
+        </w:tc>
+        <w:tc>
+          <w:tcPr>
+            <w:tcW w:type="dxa" w:w="2880"/>
+          </w:tcPr>
+          <w:p>
+            <w:r>
+              <w:rPr>
+                <w:color w:val="0B0B0B"/>
+              </w:rPr>
+              <w:t>0,8372</w:t>
+            </w:r>
+          </w:p>
+        </w:tc>
+        <w:tc>
+          <w:tcPr>
+            <w:tcW w:type="dxa" w:w="2880"/>
+          </w:tcPr>
+          <w:p>
+            <w:r>
+              <w:rPr>
+                <w:color w:val="0B0B0B"/>
+              </w:rPr>
+              <w:t>113,47 %</w:t>
+            </w:r>
+          </w:p>
+        </w:tc>
+      </w:tr>
+      <w:tr>
+        <w:tc>
+          <w:tcPr>
+            <w:tcW w:type="dxa" w:w="2880"/>
+          </w:tcPr>
+          <w:p>
+            <w:r>
+              <w:rPr>
+                <w:b/>
+                <w:color w:val="0B0B0B"/>
+              </w:rPr>
+              <w:t>01.2026 — дата перевода</w:t>
+            </w:r>
+          </w:p>
+        </w:tc>
+        <w:tc>
+          <w:tcPr>
+            <w:tcW w:type="dxa" w:w="2880"/>
+          </w:tcPr>
+          <w:p>
+            <w:r>
+              <w:rPr>
+                <w:b/>
+                <w:color w:val="0B0B0B"/>
+              </w:rPr>
+              <w:t>0,8745</w:t>
+            </w:r>
+          </w:p>
+        </w:tc>
+        <w:tc>
+          <w:tcPr>
+            <w:tcW w:type="dxa" w:w="2880"/>
+          </w:tcPr>
+          <w:p>
+            <w:r>
+              <w:rPr>
+                <w:b/>
+                <w:color w:val="0B0B0B"/>
+              </w:rPr>
+              <w:t>108,63 %</w:t>
+            </w:r>
+          </w:p>
+        </w:tc>
+      </w:tr>
+    </w:tbl>
+    <w:p/>
+    <w:p>
+      <w:pPr>
+        <w:jc w:val="both"/>
+      </w:pPr>
+      <w:r>
+        <w:rPr>
+          <w:b/>
+          <w:color w:val="0B0B0B"/>
+        </w:rPr>
+        <w:t>Якорь задан правилом, а не подбором</w:t>
+      </w:r>
+      <w:r>
+        <w:rPr>
+          <w:color w:val="0B0B0B"/>
+        </w:rPr>
+        <w:t xml:space="preserve"> — берётся дата, на которую показатель переведён на новую базу. И выбранный якорь даёт </w:t>
+      </w:r>
+      <w:r>
+        <w:rPr>
+          <w:b/>
+          <w:color w:val="0B0B0B"/>
+        </w:rPr>
+        <w:t>наименьшее из возможных значений</w:t>
+      </w:r>
+      <w:r>
+        <w:rPr>
+          <w:color w:val="0B0B0B"/>
+        </w:rPr>
+        <w:t xml:space="preserve">: 108,63 % против 113,47 % и 121,93 % при более ранних датах. То есть правило работает </w:t>
+      </w:r>
+      <w:r>
+        <w:rPr>
+          <w:b/>
+          <w:color w:val="0B0B0B"/>
+        </w:rPr>
+        <w:t>против</w:t>
+      </w:r>
+      <w:r>
+        <w:rPr>
+          <w:color w:val="0B0B0B"/>
+        </w:rPr>
+        <w:t xml:space="preserve"> послабления, а не в его пользу.</w:t>
       </w:r>
     </w:p>
     <w:p>
@@ -338,7 +592,7 @@
           <w:i/>
           <w:color w:val="5A5A5A"/>
         </w:rPr>
-        <w:t xml:space="preserve">Защита процедурная и единственная: якорь фиксируется </w:t>
+        <w:t xml:space="preserve">Защита двойная. Процедурная: якорь фиксируется </w:t>
       </w:r>
       <w:r>
         <w:rPr>
@@ -353,7 +607,7 @@
           <w:i/>
           <w:color w:val="5A5A5A"/>
         </w:rPr>
-        <w:t xml:space="preserve"> — датой смены базы, —</w:t>
+        <w:t xml:space="preserve"> — датой перевода показателя, —</w:t>
       </w:r>
     </w:p>
     <w:p>
@@ -365,7 +619,39 @@
           <w:i/>
           <w:color w:val="5A5A5A"/>
         </w:rPr>
-        <w:t xml:space="preserve">а не удобством, и на решение выносятся </w:t>
+        <w:t xml:space="preserve">а не удобством. И арифметическая: из трёх возможных якорей выбранный даёт </w:t>
+      </w:r>
+      <w:r>
+        <w:rPr>
+          <w:b/>
+          <w:i/>
+          <w:color w:val="5A5A5A"/>
+        </w:rPr>
+        <w:t>самый низкий</w:t>
+      </w:r>
+    </w:p>
+    <w:p>
+      <w:pPr>
+        <w:ind w:left="480"/>
+      </w:pPr>
+      <w:r>
+        <w:rPr>
+          <w:i/>
+          <w:color w:val="5A5A5A"/>
+        </w:rPr>
+        <w:t>уровень, то есть правило работает против послабления. Плюс обязательное условие —</w:t>
+      </w:r>
+    </w:p>
+    <w:p>
+      <w:pPr>
+        <w:ind w:left="480"/>
+      </w:pPr>
+      <w:r>
+        <w:rPr>
+          <w:i/>
+          <w:color w:val="5A5A5A"/>
+        </w:rPr>
+        <w:t xml:space="preserve">на решение выносятся </w:t>
       </w:r>
       <w:r>
         <w:rPr>
@@ -380,7 +666,7 @@
           <w:i/>
           <w:color w:val="5A5A5A"/>
         </w:rPr>
-        <w:t>: факт против 95 % на прежней базе</w:t>
+        <w:t>: факт против 95 % на прежней базе и против 108,63 %</w:t>
       </w:r>
     </w:p>
     <w:p>
@@ -392,7 +678,7 @@
           <w:i/>
           <w:color w:val="5A5A5A"/>
         </w:rPr>
-        <w:t>и факт против 108,63 % на новой. Без второго условия конструкцию выносить нельзя.</w:t>
+        <w:t>на новой. Без него конструкцию выносить нельзя.</w:t>
       </w:r>
     </w:p>
     <w:p>
@@ -2469,7 +2755,7 @@
               <w:rPr>
                 <w:color w:val="0B0B0B"/>
               </w:rPr>
-              <w:t>Отношение баз 0,874525; 95 / 0,874525 = 108,6304</w:t>
+              <w:t>Отношение баз 0,874525 и его дрейф 0,7791 → 0,8745 за 30 месяцев; три якоря</w:t>
             </w:r>
           </w:p>
         </w:tc>
@@ -2490,7 +2776,29 @@
               <w:rPr>
                 <w:color w:val="0B0B0B"/>
               </w:rPr>
-              <w:t>, точка 01.01.2026</w:t>
+              <w:t xml:space="preserve">, колонки </w:t>
+            </w:r>
+            <w:r>
+              <w:rPr>
+                <w:rFonts w:ascii="Consolas" w:hAnsi="Consolas"/>
+                <w:color w:val="0B0B0B"/>
+                <w:sz w:val="19"/>
+              </w:rPr>
+              <w:t>sk_old_mln</w:t>
+            </w:r>
+            <w:r>
+              <w:rPr>
+                <w:color w:val="0B0B0B"/>
+              </w:rPr>
+              <w:t xml:space="preserve"> и </w:t>
+            </w:r>
+            <w:r>
+              <w:rPr>
+                <w:rFonts w:ascii="Consolas" w:hAnsi="Consolas"/>
+                <w:color w:val="0B0B0B"/>
+                <w:sz w:val="19"/>
+              </w:rPr>
+              <w:t>sk_new_mln</w:t>
             </w:r>
           </w:p>
         </w:tc>

--- a/docs/analysis/risk_appetite/out/Analiticheskaya_zapiska_RA_credit_v0.7.docx
+++ b/docs/analysis/risk_appetite/out/Analiticheskaya_zapiska_RA_credit_v0.7.docx
@@ -18,7 +18,7 @@
         <w:rPr>
           <w:color w:val="0B0B0B"/>
         </w:rPr>
-        <w:t>Аналитическая записка, версия 0.7, 17.09.2026. Заменяет v0.5, которая считалась на квартальных рядах из девяти точек и утверждала, что уровень по топ-20 нарушен; на месячных рядах из тридцати шести точек этот вывод не подтверждается.</w:t>
+        <w:t>Аналитическая записка, версия 0.7, 17.09.2026; шаги 8–9 обновлены 23.09.2026 — правило выбора метода и две метрики стоимости риска на замещающем методе. Заменяет v0.5, которая считалась на квартальных рядах из девяти точек и утверждала, что уровень по топ-20 нарушен; на месячных рядах из тридцати шести точек этот вывод не подтверждается.</w:t>
       </w:r>
     </w:p>
     <w:p>
@@ -36,7 +36,7 @@
         <w:rPr>
           <w:color w:val="0B0B0B"/>
         </w:rPr>
-        <w:t xml:space="preserve"> пересчитанный уровень по метрике топ-20 и принятие лестничной разметки зон с триггерами на движение. Записка не устанавливает уровни риск-аппетита — она размечает пространство внутри уже установленных.</w:t>
+        <w:t xml:space="preserve"> пересчитанный уровень по метрике топ-20, принятие лестничной разметки зон с триггерами на движение и правило выбора метода разметки для остальных показателей. Записка не устанавливает уровни риск-аппетита — она размечает пространство внутри уже установленных.</w:t>
       </w:r>
     </w:p>
     <w:p>
@@ -1934,46 +1934,209 @@
         <w:rPr>
           <w:color w:val="0B0B0B"/>
         </w:rPr>
-        <w:t xml:space="preserve">Формула M(T) опирается на нормальное распределение. Проверка приращений всех двенадцати кредитных метрик тремя критериями даёт: </w:t>
-      </w:r>
-      <w:r>
-        <w:rPr>
-          <w:b/>
-          <w:color w:val="0B0B0B"/>
-        </w:rPr>
-        <w:t>формально нормальны три</w:t>
-      </w:r>
-      <w:r>
-        <w:rPr>
-          <w:color w:val="0B0B0B"/>
-        </w:rPr>
-        <w:t xml:space="preserve"> — топ-20, EL по обеспеченным и EL по прочим.</w:t>
+        <w:t>Формулу выбрали для топ-20. Чтобы применить её к остальным одиннадцати показателям, нужно правило: при каких условиях формула применима. Условия берутся из предпосылок самой формулы, и каждое проверяется на данных:</w:t>
       </w:r>
     </w:p>
-    <w:p>
-      <w:pPr>
-        <w:jc w:val="both"/>
-      </w:pPr>
-      <w:r>
-        <w:rPr>
-          <w:color w:val="0B0B0B"/>
-        </w:rPr>
-        <w:t xml:space="preserve">Если остановиться здесь, вывод будет «метод годится для трёх метрик из двенадцати». </w:t>
-      </w:r>
-      <w:r>
-        <w:rPr>
-          <w:b/>
-          <w:color w:val="0B0B0B"/>
-        </w:rPr>
-        <w:t>Этот вывод неверен</w:t>
-      </w:r>
-      <w:r>
-        <w:rPr>
-          <w:color w:val="0B0B0B"/>
-        </w:rPr>
-        <w:t>, и вот почему.</w:t>
-      </w:r>
-    </w:p>
+    <w:tbl>
+      <w:tblPr>
+        <w:tblStyle w:val="TableGrid"/>
+        <w:tblW w:type="auto" w:w="0"/>
+        <w:jc w:val="center"/>
+        <w:tblLook w:firstColumn="1" w:firstRow="1" w:lastColumn="0" w:lastRow="0" w:noHBand="0" w:noVBand="1" w:val="04A0"/>
+      </w:tblPr>
+      <w:tblGrid>
+        <w:gridCol w:w="2880"/>
+        <w:gridCol w:w="2880"/>
+        <w:gridCol w:w="2880"/>
+      </w:tblGrid>
+      <w:tr>
+        <w:tc>
+          <w:tcPr>
+            <w:tcW w:type="dxa" w:w="2880"/>
+          </w:tcPr>
+          <w:p>
+            <w:r>
+              <w:rPr>
+                <w:b/>
+                <w:color w:val="0B0B0B"/>
+              </w:rPr>
+              <w:t>Условие</w:t>
+            </w:r>
+          </w:p>
+        </w:tc>
+        <w:tc>
+          <w:tcPr>
+            <w:tcW w:type="dxa" w:w="2880"/>
+          </w:tcPr>
+          <w:p>
+            <w:r>
+              <w:rPr>
+                <w:b/>
+                <w:color w:val="0B0B0B"/>
+              </w:rPr>
+              <w:t>Что проверяет</w:t>
+            </w:r>
+          </w:p>
+        </w:tc>
+        <w:tc>
+          <w:tcPr>
+            <w:tcW w:type="dxa" w:w="2880"/>
+          </w:tcPr>
+          <w:p>
+            <w:r>
+              <w:rPr>
+                <w:b/>
+                <w:color w:val="0B0B0B"/>
+              </w:rPr>
+              <w:t>Порог</w:t>
+            </w:r>
+          </w:p>
+        </w:tc>
+      </w:tr>
+      <w:tr>
+        <w:tc>
+          <w:tcPr>
+            <w:tcW w:type="dxa" w:w="2880"/>
+          </w:tcPr>
+          <w:p>
+            <w:r>
+              <w:rPr>
+                <w:b/>
+                <w:color w:val="0B0B0B"/>
+              </w:rPr>
+              <w:t>К1. Невырожденность</w:t>
+            </w:r>
+          </w:p>
+        </w:tc>
+        <w:tc>
+          <w:tcPr>
+            <w:tcW w:type="dxa" w:w="2880"/>
+          </w:tcPr>
+          <w:p>
+            <w:r>
+              <w:rPr>
+                <w:color w:val="0B0B0B"/>
+              </w:rPr>
+              <w:t xml:space="preserve">буфер на цикл реагирования меньше уровня: </w:t>
+            </w:r>
+            <w:r>
+              <w:rPr>
+                <w:rFonts w:ascii="Consolas" w:hAnsi="Consolas"/>
+                <w:color w:val="0B0B0B"/>
+                <w:sz w:val="19"/>
+              </w:rPr>
+              <w:t>L − M(4) &gt; 0</w:t>
+            </w:r>
+          </w:p>
+        </w:tc>
+        <w:tc>
+          <w:tcPr>
+            <w:tcW w:type="dxa" w:w="2880"/>
+          </w:tcPr>
+          <w:p>
+            <w:r>
+              <w:rPr>
+                <w:color w:val="0B0B0B"/>
+              </w:rPr>
+              <w:t>арифметический</w:t>
+            </w:r>
+          </w:p>
+        </w:tc>
+      </w:tr>
+      <w:tr>
+        <w:tc>
+          <w:tcPr>
+            <w:tcW w:type="dxa" w:w="2880"/>
+          </w:tcPr>
+          <w:p>
+            <w:r>
+              <w:rPr>
+                <w:b/>
+                <w:color w:val="0B0B0B"/>
+              </w:rPr>
+              <w:t>К2. Однородность хода</w:t>
+            </w:r>
+          </w:p>
+        </w:tc>
+        <w:tc>
+          <w:tcPr>
+            <w:tcW w:type="dxa" w:w="2880"/>
+          </w:tcPr>
+          <w:p>
+            <w:r>
+              <w:rPr>
+                <w:color w:val="0B0B0B"/>
+              </w:rPr>
+              <w:t>одна σ описывает любой месяц года; тест Левене, февраль–март против остальных месяцев</w:t>
+            </w:r>
+          </w:p>
+        </w:tc>
+        <w:tc>
+          <w:tcPr>
+            <w:tcW w:type="dxa" w:w="2880"/>
+          </w:tcPr>
+          <w:p>
+            <w:r>
+              <w:rPr>
+                <w:color w:val="0B0B0B"/>
+              </w:rPr>
+              <w:t>p ≥ 0,05</w:t>
+            </w:r>
+          </w:p>
+        </w:tc>
+      </w:tr>
+      <w:tr>
+        <w:tc>
+          <w:tcPr>
+            <w:tcW w:type="dxa" w:w="2880"/>
+          </w:tcPr>
+          <w:p>
+            <w:r>
+              <w:rPr>
+                <w:b/>
+                <w:color w:val="0B0B0B"/>
+              </w:rPr>
+              <w:t>К3. Достаточность буфера</w:t>
+            </w:r>
+          </w:p>
+        </w:tc>
+        <w:tc>
+          <w:tcPr>
+            <w:tcW w:type="dxa" w:w="2880"/>
+          </w:tcPr>
+          <w:p>
+            <w:r>
+              <w:rPr>
+                <w:rFonts w:ascii="Consolas" w:hAnsi="Consolas"/>
+                <w:color w:val="0B0B0B"/>
+                <w:sz w:val="19"/>
+              </w:rPr>
+              <w:t>z·σ·√T</w:t>
+            </w:r>
+            <w:r>
+              <w:rPr>
+                <w:color w:val="0B0B0B"/>
+              </w:rPr>
+              <w:t xml:space="preserve"> не уже фактического 90-го процентиля изменений за 1 и за 4 месяца</w:t>
+            </w:r>
+          </w:p>
+        </w:tc>
+        <w:tc>
+          <w:tcPr>
+            <w:tcW w:type="dxa" w:w="2880"/>
+          </w:tcPr>
+          <w:p>
+            <w:r>
+              <w:rPr>
+                <w:color w:val="0B0B0B"/>
+              </w:rPr>
+              <w:t>допуск 25 % — две стандартные ошибки σ</w:t>
+            </w:r>
+          </w:p>
+        </w:tc>
+      </w:tr>
+    </w:tbl>
+    <w:p/>
     <w:p>
       <w:pPr>
         <w:jc w:val="both"/>
@@ -1983,13 +2146,13 @@
           <w:b/>
           <w:color w:val="0B0B0B"/>
         </w:rPr>
-        <w:t>M(T) опирается не на одно приращение, а на сумму T приращений.</w:t>
+        <w:t>Нормальность месячных приращений в условия не входит.</w:t>
       </w:r>
       <w:r>
         <w:rPr>
           <w:color w:val="0B0B0B"/>
         </w:rPr>
-        <w:t xml:space="preserve"> По центральной предельной теореме сумма ближе к нормальной, чем слагаемые: отклонения частично гасят друг друга. Поэтому ненормальность отдельного месяца не запрещает применять формулу к ходу за четыре месяца.</w:t>
+        <w:t xml:space="preserve"> Формально нормальны три показателя из двенадцати — топ-20, EL по обеспеченным и EL по прочим. Но формула работает с суммой приращений за T месяцев, и важно одно: покрывает ли буфер фактический ход. Это проверяет К3.</w:t>
       </w:r>
     </w:p>
     <w:p>
@@ -2009,14 +2172,14 @@
           <w:i/>
           <w:color w:val="5A5A5A"/>
         </w:rPr>
-        <w:t>Но опираться на эту теорему нельзя, и мы не опираемся.</w:t>
+        <w:t>На центральную предельную теорему мы не опираемся.</w:t>
       </w:r>
       <w:r>
         <w:rPr>
           <w:i/>
           <w:color w:val="5A5A5A"/>
         </w:rPr>
-        <w:t xml:space="preserve"> ЦПТ говорит о пределе</w:t>
+        <w:t xml:space="preserve"> Она объясняет, почему сумма</w:t>
       </w:r>
     </w:p>
     <w:p>
@@ -2028,7 +2191,7 @@
           <w:i/>
           <w:color w:val="5A5A5A"/>
         </w:rPr>
-        <w:t>при большом числе слагаемых, а у нас T = 4. Количественная оценка погрешности на таком</w:t>
+        <w:t>приращений ближе к нормальной, чем отдельные слагаемые. Но на горизонте T = 4 её</w:t>
       </w:r>
     </w:p>
     <w:p>
@@ -2040,7 +2203,7 @@
           <w:i/>
           <w:color w:val="5A5A5A"/>
         </w:rPr>
-        <w:t xml:space="preserve">горизонте даёт границу порядка </w:t>
+        <w:t xml:space="preserve">оценка погрешности достигает </w:t>
       </w:r>
       <w:r>
         <w:rPr>
@@ -2055,7 +2218,7 @@
           <w:i/>
           <w:color w:val="5A5A5A"/>
         </w:rPr>
-        <w:t xml:space="preserve"> — теорема не гарантирует ничего.</w:t>
+        <w:t>, то есть теорема здесь</w:t>
       </w:r>
     </w:p>
     <w:p>
@@ -2067,7 +2230,7 @@
           <w:i/>
           <w:color w:val="5A5A5A"/>
         </w:rPr>
-        <w:t>Она объясняет направление, но права не даёт.</w:t>
+        <w:t>ничего не гарантирует. Поэтому решает прямая проверка К3.</w:t>
       </w:r>
     </w:p>
     <w:p>
@@ -2079,88 +2242,13 @@
           <w:b/>
           <w:color w:val="0B0B0B"/>
         </w:rPr>
-        <w:t>Право даёт прямая проверка</w:t>
+        <w:t>Результат: все три условия выполняют десять показателей</w:t>
       </w:r>
       <w:r>
         <w:rPr>
           <w:color w:val="0B0B0B"/>
         </w:rPr>
-        <w:t xml:space="preserve">, и она сделана: совпадает ли </w:t>
-      </w:r>
-      <w:r>
-        <w:rPr>
-          <w:rFonts w:ascii="Consolas" w:hAnsi="Consolas"/>
-          <w:color w:val="0B0B0B"/>
-          <w:sz w:val="19"/>
-        </w:rPr>
-        <w:t>z·σ·√T</w:t>
-      </w:r>
-      <w:r>
-        <w:rPr>
-          <w:color w:val="0B0B0B"/>
-        </w:rPr>
-        <w:t xml:space="preserve"> с эмпирическим девятым децилем </w:t>
-      </w:r>
-      <w:r>
-        <w:rPr>
-          <w:b/>
-          <w:color w:val="0B0B0B"/>
-        </w:rPr>
-        <w:t>фактических четырёхмесячных изменений</w:t>
-      </w:r>
-      <w:r>
-        <w:rPr>
-          <w:color w:val="0B0B0B"/>
-        </w:rPr>
-        <w:t xml:space="preserve"> каждой метрики. Результат:</w:t>
-      </w:r>
-    </w:p>
-    <w:p>
-      <w:pPr>
-        <w:pStyle w:val="ListBullet"/>
-      </w:pPr>
-      <w:r>
-        <w:rPr>
-          <w:color w:val="0B0B0B"/>
-        </w:rPr>
-        <w:t xml:space="preserve">модель </w:t>
-      </w:r>
-      <w:r>
-        <w:rPr>
-          <w:b/>
-          <w:color w:val="0B0B0B"/>
-        </w:rPr>
-        <w:t>нигде не занижает</w:t>
-      </w:r>
-      <w:r>
-        <w:rPr>
-          <w:color w:val="0B0B0B"/>
-        </w:rPr>
-        <w:t xml:space="preserve"> буфер — она его завышает;</w:t>
-      </w:r>
-    </w:p>
-    <w:p>
-      <w:pPr>
-        <w:pStyle w:val="ListBullet"/>
-      </w:pPr>
-      <w:r>
-        <w:rPr>
-          <w:color w:val="0B0B0B"/>
-        </w:rPr>
-        <w:t xml:space="preserve">причина завышения не в форме распределения, а в </w:t>
-      </w:r>
-      <w:r>
-        <w:rPr>
-          <w:b/>
-          <w:color w:val="0B0B0B"/>
-        </w:rPr>
-        <w:t>сносе</w:t>
-      </w:r>
-      <w:r>
-        <w:rPr>
-          <w:color w:val="0B0B0B"/>
-        </w:rPr>
-        <w:t>: ожидаемые потери и вероятности</w:t>
+        <w:t xml:space="preserve"> — топ-20, пять PD и четыре EL по розничному бизнесу. Топ-20 проверен по тому же правилу, что и остальные, и его проходит. По К3 модель нигде не занижает буфер сверх допуска. Ближе всех к порогу PD по обеспеченным: −19 % на горизонте четырёх месяцев. В основном модель буфер завышает, потому что EL и PD три года снижаются, а формула принимает снос нулевым. Снос сознательно не учитывается, иначе зона опиралась бы на продолжение благоприятной тенденции.</w:t>
       </w:r>
     </w:p>
     <w:p>
@@ -2171,42 +2259,15 @@
         <w:rPr>
           <w:color w:val="0B0B0B"/>
         </w:rPr>
-        <w:t>дефолта падают три года подряд, а формула считает снос нулевым;</w:t>
+        <w:t>Девять розничных показателей — в зелёной зоне. Уровни использованы на 23–76 %, до уровня от 19 до 104 стандартных отклонений месячного хода. Это характеристика текущего профиля риска относительно установленных уровней. Динамику контролируют триггеры: за 32 месяца они 29 раз подняли уровень реакции по этим показателям выше R0, хотя все девять всё время оставались в зелёной зоне.</w:t>
       </w:r>
     </w:p>
     <w:p>
       <w:pPr>
-        <w:pStyle w:val="ListBullet"/>
+        <w:pStyle w:val="Heading2"/>
       </w:pPr>
       <w:r>
-        <w:rPr>
-          <w:color w:val="0B0B0B"/>
-        </w:rPr>
-        <w:t xml:space="preserve">снос в зачёт </w:t>
-      </w:r>
-      <w:r>
-        <w:rPr>
-          <w:b/>
-          <w:color w:val="0B0B0B"/>
-        </w:rPr>
-        <w:t>сознательно не берётся</w:t>
-      </w:r>
-      <w:r>
-        <w:rPr>
-          <w:color w:val="0B0B0B"/>
-        </w:rPr>
-        <w:t xml:space="preserve"> — иначе зона опиралась бы на предположение</w:t>
-      </w:r>
-    </w:p>
-    <w:p>
-      <w:pPr>
-        <w:jc w:val="both"/>
-      </w:pPr>
-      <w:r>
-        <w:rPr>
-          <w:color w:val="0B0B0B"/>
-        </w:rPr>
-        <w:t>о продолжении благоприятной тенденции.</w:t>
+        <w:t>9. Две метрики, для которых применяется замещающий метод</w:t>
       </w:r>
     </w:p>
     <w:p>
@@ -2218,21 +2279,13 @@
           <w:b/>
           <w:color w:val="0B0B0B"/>
         </w:rPr>
-        <w:t>Метод применим к одиннадцати метрикам из двенадцати.</w:t>
+        <w:t>Стоимость риска по КБ и ПБ и по МСБ не выполняют К2.</w:t>
       </w:r>
       <w:r>
         <w:rPr>
           <w:color w:val="0B0B0B"/>
         </w:rPr>
-        <w:t xml:space="preserve"> И решает это не нормальность, а сопоставление с фактическим квантилем — то есть проверка того, покрывает ли заложенный буфер реальные ходы, а не того, какой формы распределение.</w:t>
-      </w:r>
-    </w:p>
-    <w:p>
-      <w:pPr>
-        <w:pStyle w:val="Heading2"/>
-      </w:pPr>
-      <w:r>
-        <w:t>9. Одна метрика, к которой запас времени неприменим</w:t>
+        <w:t xml:space="preserve"> 81–82 % изменчивости их месячных приращений приходится на два месяца годового закрытия. Волатильность февраля–марта в 5,04 и 4,86 раза выше, чем в остальные месяцы; у остальных десяти показателей это отношение не превышает 1,76. Стоимость риска по КБ и ПБ, кроме того, не выполняет К1: M(4) = 3,285 при уровне 3,00.</w:t>
       </w:r>
     </w:p>
     <w:p>
@@ -2244,26 +2297,108 @@
           <w:b/>
           <w:color w:val="0B0B0B"/>
         </w:rPr>
-        <w:t>Стоимость риска по корпоративному бизнесу и Приват-Банкингу.</w:t>
+        <w:t>Замещающий метод</w:t>
       </w:r>
       <w:r>
         <w:rPr>
           <w:color w:val="0B0B0B"/>
         </w:rPr>
-        <w:t xml:space="preserve"> Буфер на цикл реагирования M(4) = 3,2850 при уровне 3,00: </w:t>
+        <w:t xml:space="preserve"> — та же вероятность 90 % и то же окно в 36 месяцев, но оценка непараметрическая:</w:t>
+      </w:r>
+    </w:p>
+    <w:p>
+      <w:pPr>
+        <w:pStyle w:val="ListBullet"/>
+      </w:pPr>
+      <w:r>
+        <w:rPr>
+          <w:b/>
+          <w:color w:val="0B0B0B"/>
+        </w:rPr>
+        <w:t>граница зелёной зоны</w:t>
+      </w:r>
+      <w:r>
+        <w:rPr>
+          <w:color w:val="0B0B0B"/>
+        </w:rPr>
+        <w:t xml:space="preserve"> — 90-й процентиль значений показателя после отсечения выбросов</w:t>
+      </w:r>
+    </w:p>
+    <w:p>
+      <w:pPr>
+        <w:jc w:val="both"/>
+      </w:pPr>
+      <w:r>
+        <w:rPr>
+          <w:color w:val="0B0B0B"/>
+        </w:rPr>
+        <w:t xml:space="preserve">по правилу Тьюки: </w:t>
       </w:r>
       <w:r>
         <w:rPr>
           <w:b/>
           <w:color w:val="0B0B0B"/>
         </w:rPr>
-        <w:t>буфер больше всего уровня</w:t>
+        <w:t>+0,52</w:t>
       </w:r>
       <w:r>
         <w:rPr>
           <w:color w:val="0B0B0B"/>
         </w:rPr>
-        <w:t>, граница зелёной зоны уходит в отрицательную область. Зона вырождается арифметически. Причина не в форме распределения, а в величине волатильности относительно уровня.</w:t>
+        <w:t xml:space="preserve"> по КБ и ПБ, </w:t>
+      </w:r>
+      <w:r>
+        <w:rPr>
+          <w:b/>
+          <w:color w:val="0B0B0B"/>
+        </w:rPr>
+        <w:t>+0,24</w:t>
+      </w:r>
+      <w:r>
+        <w:rPr>
+          <w:color w:val="0B0B0B"/>
+        </w:rPr>
+        <w:t xml:space="preserve"> по МСБ;</w:t>
+      </w:r>
+    </w:p>
+    <w:p>
+      <w:pPr>
+        <w:pStyle w:val="ListBullet"/>
+      </w:pPr>
+      <w:r>
+        <w:rPr>
+          <w:b/>
+          <w:color w:val="0B0B0B"/>
+        </w:rPr>
+        <w:t>граница красной зоны</w:t>
+      </w:r>
+      <w:r>
+        <w:rPr>
+          <w:color w:val="0B0B0B"/>
+        </w:rPr>
+        <w:t xml:space="preserve"> — уровень минус 90-й процентиль месячного изменения: 2,17 и 3,04</w:t>
+      </w:r>
+    </w:p>
+    <w:p>
+      <w:pPr>
+        <w:jc w:val="both"/>
+      </w:pPr>
+      <w:r>
+        <w:rPr>
+          <w:color w:val="0B0B0B"/>
+        </w:rPr>
+        <w:t>(предложение, требует подтверждения).</w:t>
+      </w:r>
+    </w:p>
+    <w:p>
+      <w:pPr>
+        <w:jc w:val="both"/>
+      </w:pPr>
+      <w:r>
+        <w:rPr>
+          <w:color w:val="0B0B0B"/>
+        </w:rPr>
+        <w:t>Для CoR расстояние до уровня не мера оставшегося времени: в месяц закрытия показатель проходил за один месяц до 97 % уровня. Поэтому сигнал для CoR — выход из обычного диапазона. Он возникает раньше сигнала по расстоянию при любом способе оценки хода.</w:t>
       </w:r>
     </w:p>
     <w:p>
@@ -2275,39 +2410,13 @@
           <w:b/>
           <w:color w:val="0B0B0B"/>
         </w:rPr>
-        <w:t>Замена.</w:t>
+        <w:t>CoR по МСБ на 07.2026 — в жёлтой зоне</w:t>
       </w:r>
       <w:r>
         <w:rPr>
           <w:color w:val="0B0B0B"/>
         </w:rPr>
-        <w:t xml:space="preserve"> Зоны считаются </w:t>
-      </w:r>
-      <w:r>
-        <w:rPr>
-          <w:b/>
-          <w:color w:val="0B0B0B"/>
-        </w:rPr>
-        <w:t>эмпирическим квантилем</w:t>
-      </w:r>
-      <w:r>
-        <w:rPr>
-          <w:color w:val="0B0B0B"/>
-        </w:rPr>
-        <w:t xml:space="preserve"> фактических изменений — подход, применяемый в регулировании как историческая симуляция, — с разделением по календарным режимам: волатильность этой метрики в феврале-марте отличается от остальных месяцев в </w:t>
-      </w:r>
-      <w:r>
-        <w:rPr>
-          <w:b/>
-          <w:color w:val="0B0B0B"/>
-        </w:rPr>
-        <w:t>5,04 раза</w:t>
-      </w:r>
-      <w:r>
-        <w:rPr>
-          <w:color w:val="0B0B0B"/>
-        </w:rPr>
-        <w:t>, тогда как у остальных десяти метрик это отношение не превышает 1,76.</w:t>
+        <w:t xml:space="preserve"> (+0,27 при границе +0,24). Все шесть положительных значений показателя за 36 месяцев идут подряд с февраля по июль 2026 года. Это первый в окне переход от роспуска провизий к чистому начислению. Реакция — R1: учащённое наблюдение и разбор источников начисления.</w:t>
       </w:r>
     </w:p>
     <w:p>
@@ -2334,7 +2443,7 @@
           <w:i/>
           <w:color w:val="5A5A5A"/>
         </w:rPr>
-        <w:t xml:space="preserve"> Природа ряда не установлена:</w:t>
+        <w:t xml:space="preserve"> В отчёте ряд назван «текущим</w:t>
       </w:r>
     </w:p>
     <w:p>
@@ -2346,7 +2455,7 @@
           <w:i/>
           <w:color w:val="5A5A5A"/>
         </w:rPr>
-        <w:t>в отчёте он назван «текущим годовым уровнем», но формулы за ним нет ни на одном листе</w:t>
+        <w:t>годовым уровнем», но формулы за ним нет ни на одном листе формы 50 — в отличие от EL и PD,</w:t>
       </w:r>
     </w:p>
     <w:p>
@@ -2358,7 +2467,7 @@
           <w:i/>
           <w:color w:val="5A5A5A"/>
         </w:rPr>
-        <w:t>формы 50 — в отличие от EL и PD, которые являются внешними ссылками. До ответа владельца</w:t>
+        <w:t>которые являются внешними ссылками. После подтверждения формулы разметка пересчитывается</w:t>
       </w:r>
     </w:p>
     <w:p>
@@ -2370,19 +2479,18 @@
           <w:i/>
           <w:color w:val="5A5A5A"/>
         </w:rPr>
-        <w:t>расчёта разметка по обеим метрикам CoR действительна условно. Остальные одиннадцать метрик</w:t>
+        <w:t>тем же прогоном. Остальные десять показателей от этого вопроса не зависят.</w:t>
       </w:r>
     </w:p>
     <w:p>
       <w:pPr>
-        <w:ind w:left="480"/>
+        <w:jc w:val="both"/>
       </w:pPr>
       <w:r>
         <w:rPr>
-          <w:i/>
-          <w:color w:val="5A5A5A"/>
+          <w:color w:val="0B0B0B"/>
         </w:rPr>
-        <w:t>от этого ответа не зависят.</w:t>
+        <w:t>Развёрнутое обоснование, таблицы по всем двенадцати показателям и возражения — вставка «Разметка остальных одиннадцати показателей».</w:t>
       </w:r>
     </w:p>
     <w:p>
@@ -2601,6 +2709,35 @@
                 <w:color w:val="0B0B0B"/>
               </w:rPr>
               <w:t>Утвердить меры реагирования — приложение «Шаблон мер реагирования», 48 случаев</w:t>
+            </w:r>
+          </w:p>
+        </w:tc>
+      </w:tr>
+      <w:tr>
+        <w:tc>
+          <w:tcPr>
+            <w:tcW w:type="dxa" w:w="4320"/>
+          </w:tcPr>
+          <w:p>
+            <w:r>
+              <w:rPr>
+                <w:b/>
+                <w:color w:val="0B0B0B"/>
+              </w:rPr>
+              <w:t>6</w:t>
+            </w:r>
+          </w:p>
+        </w:tc>
+        <w:tc>
+          <w:tcPr>
+            <w:tcW w:type="dxa" w:w="4320"/>
+          </w:tcPr>
+          <w:p>
+            <w:r>
+              <w:rPr>
+                <w:color w:val="0B0B0B"/>
+              </w:rPr>
+              <w:t>Принять правило выбора метода (условия К1–К3) и замещающий метод для двух метрик стоимости риска; границу красной зоны и пороги триггеров по CoR — утвердить или заменить</w:t>
             </w:r>
           </w:p>
         </w:tc>
@@ -2939,7 +3076,37 @@
               <w:rPr>
                 <w:color w:val="0B0B0B"/>
               </w:rPr>
-              <w:t>Модель нигде не занижает буфер; причина — снос</w:t>
+              <w:t>Условия К1–К3 по двенадцати показателям; десять на запасе времени, две CoR на замещающем методе</w:t>
+            </w:r>
+          </w:p>
+        </w:tc>
+        <w:tc>
+          <w:tcPr>
+            <w:tcW w:type="dxa" w:w="4320"/>
+          </w:tcPr>
+          <w:p>
+            <w:r>
+              <w:rPr>
+                <w:rFonts w:ascii="Consolas" w:hAnsi="Consolas"/>
+                <w:color w:val="0B0B0B"/>
+                <w:sz w:val="19"/>
+              </w:rPr>
+              <w:t>calib/method_selection.py</w:t>
+            </w:r>
+          </w:p>
+        </w:tc>
+      </w:tr>
+      <w:tr>
+        <w:tc>
+          <w:tcPr>
+            <w:tcW w:type="dxa" w:w="4320"/>
+          </w:tcPr>
+          <w:p>
+            <w:r>
+              <w:rPr>
+                <w:color w:val="0B0B0B"/>
+              </w:rPr>
+              <w:t>Модель нигде не занижает буфер сверх допуска; ближайший — PD обеспеченные, −19 %</w:t>
             </w:r>
           </w:p>
         </w:tc>
@@ -2995,7 +3162,7 @@
               <w:rPr>
                 <w:color w:val="0B0B0B"/>
               </w:rPr>
-              <w:t>Отношение волатильности 5,04 против ≤ 1,76</w:t>
+              <w:t>Отношение волатильности 5,04 и 4,86 против ≤ 1,76; доля февраля–марта 82 % и 81 %</w:t>
             </w:r>
           </w:p>
         </w:tc>
@@ -3010,6 +3177,20 @@
                 <w:color w:val="0B0B0B"/>
                 <w:sz w:val="19"/>
               </w:rPr>
+              <w:t>calib/method_selection.py</w:t>
+            </w:r>
+            <w:r>
+              <w:rPr>
+                <w:color w:val="0B0B0B"/>
+              </w:rPr>
+              <w:t xml:space="preserve">; </w:t>
+            </w:r>
+            <w:r>
+              <w:rPr>
+                <w:rFonts w:ascii="Consolas" w:hAnsi="Consolas"/>
+                <w:color w:val="0B0B0B"/>
+                <w:sz w:val="19"/>
+              </w:rPr>
               <w:t>FINDINGS_RA.md</w:t>
             </w:r>
             <w:r>
@@ -3017,6 +3198,36 @@
                 <w:color w:val="0B0B0B"/>
               </w:rPr>
               <w:t>, Г36</w:t>
+            </w:r>
+          </w:p>
+        </w:tc>
+      </w:tr>
+      <w:tr>
+        <w:tc>
+          <w:tcPr>
+            <w:tcW w:type="dxa" w:w="4320"/>
+          </w:tcPr>
+          <w:p>
+            <w:r>
+              <w:rPr>
+                <w:color w:val="0B0B0B"/>
+              </w:rPr>
+              <w:t>Границы CoR +0,52 и +0,24; МСБ — жёлтая; 29 выходов из R0 по розничным</w:t>
+            </w:r>
+          </w:p>
+        </w:tc>
+        <w:tc>
+          <w:tcPr>
+            <w:tcW w:type="dxa" w:w="4320"/>
+          </w:tcPr>
+          <w:p>
+            <w:r>
+              <w:rPr>
+                <w:rFonts w:ascii="Consolas" w:hAnsi="Consolas"/>
+                <w:color w:val="0B0B0B"/>
+                <w:sz w:val="19"/>
+              </w:rPr>
+              <w:t>calib/method_selection.py</w:t>
             </w:r>
           </w:p>
         </w:tc>

--- a/docs/analysis/risk_appetite/out/Analiticheskaya_zapiska_RA_credit_v0.7.docx
+++ b/docs/analysis/risk_appetite/out/Analiticheskaya_zapiska_RA_credit_v0.7.docx
@@ -18,7 +18,7 @@
         <w:rPr>
           <w:color w:val="0B0B0B"/>
         </w:rPr>
-        <w:t>Аналитическая записка, версия 0.7, 17.09.2026; шаги 8–9 обновлены 23.09.2026 — правило выбора метода и две метрики стоимости риска на замещающем методе. Заменяет v0.5, которая считалась на квартальных рядах из девяти точек и утверждала, что уровень по топ-20 нарушен; на месячных рядах из тридцати шести точек этот вывод не подтверждается.</w:t>
+        <w:t>Аналитическая записка, версия 0.7, 17.09.2026; шаги 8–9 обновлены 23.09.2026 — правило выбора метода и две метрики стоимости риска на квантиле по 29 обычным месяцам. Заменяет v0.5, которая считалась на квартальных рядах из девяти точек и утверждала, что уровень по топ-20 нарушен; на месячных рядах из тридцати шести точек этот вывод не подтверждается.</w:t>
       </w:r>
     </w:p>
     <w:p>
@@ -2267,7 +2267,7 @@
         <w:pStyle w:val="Heading2"/>
       </w:pPr>
       <w:r>
-        <w:t>9. Две метрики, для которых применяется замещающий метод</w:t>
+        <w:t>9. Две метрики, для которых применяется квантиль</w:t>
       </w:r>
     </w:p>
     <w:p>
@@ -2279,13 +2279,26 @@
           <w:b/>
           <w:color w:val="0B0B0B"/>
         </w:rPr>
-        <w:t>Стоимость риска по КБ и ПБ и по МСБ не выполняют К2.</w:t>
+        <w:t>По стоимости риска КБ и ПБ формула даёт невозможную зону.</w:t>
       </w:r>
       <w:r>
         <w:rPr>
           <w:color w:val="0B0B0B"/>
         </w:rPr>
-        <w:t xml:space="preserve"> 81–82 % изменчивости их месячных приращений приходится на два месяца годового закрытия. Волатильность февраля–марта в 5,04 и 4,86 раза выше, чем в остальные месяцы; у остальных десяти показателей это отношение не превышает 1,76. Стоимость риска по КБ и ПБ, кроме того, не выполняет К1: M(4) = 3,285 при уровне 3,00.</w:t>
+        <w:t xml:space="preserve"> M(4) = 3,29 пп при уровне 3,00 %, граница зелёной — </w:t>
+      </w:r>
+      <w:r>
+        <w:rPr>
+          <w:b/>
+          <w:color w:val="0B0B0B"/>
+        </w:rPr>
+        <w:t>−0,29 %</w:t>
+      </w:r>
+      <w:r>
+        <w:rPr>
+          <w:color w:val="0B0B0B"/>
+        </w:rPr>
+        <w:t>. Нулевая стоимость риска попадала бы в жёлтую зону, а отсутствие кредитных потерь не может быть сигналом тревоги.</w:t>
       </w:r>
     </w:p>
     <w:p>
@@ -2297,13 +2310,44 @@
           <w:b/>
           <w:color w:val="0B0B0B"/>
         </w:rPr>
-        <w:t>Замещающий метод</w:t>
+        <w:t>Причина — сезон годового закрытия.</w:t>
       </w:r>
       <w:r>
         <w:rPr>
           <w:color w:val="0B0B0B"/>
         </w:rPr>
-        <w:t xml:space="preserve"> — та же вероятность 90 % и то же окно в 36 месяцев, но оценка непараметрическая:</w:t>
+        <w:t xml:space="preserve"> В феврале–марте стоимость риска двигается в 5,04 (КБ и ПБ) и 4,86 (МСБ) раза сильнее, чем в остальные месяцы; на эти два месяца приходится 81–82 % всей изменчивости. У остальных десяти показателей такого сезона нет — отношение не выше 1,76. Формула берёт одно среднее на весь год, и скачки закрытия раздувают его примерно вдвое.</w:t>
+      </w:r>
+    </w:p>
+    <w:p>
+      <w:pPr>
+        <w:jc w:val="both"/>
+      </w:pPr>
+      <w:r>
+        <w:rPr>
+          <w:b/>
+          <w:color w:val="0B0B0B"/>
+        </w:rPr>
+        <w:t>Альтернатива — квантиль.</w:t>
+      </w:r>
+      <w:r>
+        <w:rPr>
+          <w:color w:val="0B0B0B"/>
+        </w:rPr>
+        <w:t xml:space="preserve"> Лестница та же, вероятность та же — 90 %, но ход показателя берётся прямо из истории: 90-й процентиль фактических изменений за 1 и за 4 месяца. Выборка — </w:t>
+      </w:r>
+      <w:r>
+        <w:rPr>
+          <w:b/>
+          <w:color w:val="0B0B0B"/>
+        </w:rPr>
+        <w:t>29 обычных месяцев</w:t>
+      </w:r>
+      <w:r>
+        <w:rPr>
+          <w:color w:val="0B0B0B"/>
+        </w:rPr>
+        <w:t>: из 35 месячных изменений исключены шесть изменений февраля–марта 2024–2026 годов. Для хода за четыре месяца — 17 окон, не задевающих февраль–март.</w:t>
       </w:r>
     </w:p>
     <w:p>
@@ -2312,34 +2356,16 @@
       </w:pPr>
       <w:r>
         <w:rPr>
-          <w:b/>
           <w:color w:val="0B0B0B"/>
         </w:rPr>
-        <w:t>граница зелёной зоны</w:t>
-      </w:r>
-      <w:r>
-        <w:rPr>
-          <w:color w:val="0B0B0B"/>
-        </w:rPr>
-        <w:t xml:space="preserve"> — 90-й процентиль значений показателя после отсечения выбросов</w:t>
-      </w:r>
-    </w:p>
-    <w:p>
-      <w:pPr>
-        <w:jc w:val="both"/>
-      </w:pPr>
-      <w:r>
-        <w:rPr>
-          <w:color w:val="0B0B0B"/>
-        </w:rPr>
-        <w:t xml:space="preserve">по правилу Тьюки: </w:t>
+        <w:t xml:space="preserve">Граница зелёной: </w:t>
       </w:r>
       <w:r>
         <w:rPr>
           <w:b/>
           <w:color w:val="0B0B0B"/>
         </w:rPr>
-        <w:t>+0,52</w:t>
+        <w:t>1,57</w:t>
       </w:r>
       <w:r>
         <w:rPr>
@@ -2352,13 +2378,13 @@
           <w:b/>
           <w:color w:val="0B0B0B"/>
         </w:rPr>
-        <w:t>+0,24</w:t>
+        <w:t>2,49</w:t>
       </w:r>
       <w:r>
         <w:rPr>
           <w:color w:val="0B0B0B"/>
         </w:rPr>
-        <w:t xml:space="preserve"> по МСБ;</w:t>
+        <w:t xml:space="preserve"> по МСБ; граница красной: 2,28 и 3,13.</w:t>
       </w:r>
     </w:p>
     <w:p>
@@ -2367,16 +2393,20 @@
       </w:pPr>
       <w:r>
         <w:rPr>
-          <w:b/>
           <w:color w:val="0B0B0B"/>
         </w:rPr>
-        <w:t>граница красной зоны</w:t>
+        <w:t>Факт на 01.07.2026: −0,35 и 0,26 — обе метрики в зелёной зоне.</w:t>
       </w:r>
+    </w:p>
+    <w:p>
+      <w:pPr>
+        <w:pStyle w:val="ListBullet"/>
+      </w:pPr>
       <w:r>
         <w:rPr>
           <w:color w:val="0B0B0B"/>
         </w:rPr>
-        <w:t xml:space="preserve"> — уровень минус 90-й процентиль месячного изменения: 2,17 и 3,04</w:t>
+        <w:t>Отдельной границы для февраля–марта нет: по шести точкам 90-й процентиль — это</w:t>
       </w:r>
     </w:p>
     <w:p>
@@ -2387,7 +2417,18 @@
         <w:rPr>
           <w:color w:val="0B0B0B"/>
         </w:rPr>
-        <w:t>(предложение, требует подтверждения).</w:t>
+        <w:t>практически максимум. В эти месяцы показатель контролирует триггер на движение; за три года он поймал все пять скачков стоимости риска вверх в окне закрытия.</w:t>
+      </w:r>
+    </w:p>
+    <w:p>
+      <w:pPr>
+        <w:pStyle w:val="ListBullet"/>
+      </w:pPr>
+      <w:r>
+        <w:rPr>
+          <w:color w:val="0B0B0B"/>
+        </w:rPr>
+        <w:t>Та же формула на тех же 29 точках даёт близкие границы (1,46 и 2,69): решает</w:t>
       </w:r>
     </w:p>
     <w:p>
@@ -2398,25 +2439,7 @@
         <w:rPr>
           <w:color w:val="0B0B0B"/>
         </w:rPr>
-        <w:t>Для CoR расстояние до уровня не мера оставшегося времени: в месяц закрытия показатель проходил за один месяц до 97 % уровня. Поэтому сигнал для CoR — выход из обычного диапазона. Он возникает раньше сигнала по расстоянию при любом способе оценки хода.</w:t>
-      </w:r>
-    </w:p>
-    <w:p>
-      <w:pPr>
-        <w:jc w:val="both"/>
-      </w:pPr>
-      <w:r>
-        <w:rPr>
-          <w:b/>
-          <w:color w:val="0B0B0B"/>
-        </w:rPr>
-        <w:t>CoR по МСБ на 07.2026 — в жёлтой зоне</w:t>
-      </w:r>
-      <w:r>
-        <w:rPr>
-          <w:color w:val="0B0B0B"/>
-        </w:rPr>
-        <w:t xml:space="preserve"> (+0,27 при границе +0,24). Все шесть положительных значений показателя за 36 месяцев идут подряд с февраля по июль 2026 года. Это первый в окне переход от роспуска провизий к чистому начислению. Реакция — R1: учащённое наблюдение и разбор источников начисления.</w:t>
+        <w:t>исключение сезона закрытия, а не выбор между формулой и квантилем.</w:t>
       </w:r>
     </w:p>
     <w:p>
@@ -2479,7 +2502,7 @@
           <w:i/>
           <w:color w:val="5A5A5A"/>
         </w:rPr>
-        <w:t>тем же прогоном. Остальные десять показателей от этого вопроса не зависят.</w:t>
+        <w:t>тем же способом. Остальные десять показателей от этого вопроса не зависят.</w:t>
       </w:r>
     </w:p>
     <w:p>
@@ -2490,7 +2513,7 @@
         <w:rPr>
           <w:color w:val="0B0B0B"/>
         </w:rPr>
-        <w:t>Развёрнутое обоснование, таблицы по всем двенадцати показателям и возражения — вставка «Разметка остальных одиннадцати показателей».</w:t>
+        <w:t>Развёрнутое обоснование и таблица по всем двенадцати показателям — отдельный файл «Дополнение к аналитической записке».</w:t>
       </w:r>
     </w:p>
     <w:p>
@@ -2737,7 +2760,7 @@
               <w:rPr>
                 <w:color w:val="0B0B0B"/>
               </w:rPr>
-              <w:t>Принять правило выбора метода (условия К1–К3) и замещающий метод для двух метрик стоимости риска; границу красной зоны и пороги триггеров по CoR — утвердить или заменить</w:t>
+              <w:t>Принять правило выбора метода и квантиль по 29 обычным месяцам для двух метрик стоимости риска</w:t>
             </w:r>
           </w:p>
         </w:tc>
@@ -3212,7 +3235,7 @@
               <w:rPr>
                 <w:color w:val="0B0B0B"/>
               </w:rPr>
-              <w:t>Границы CoR +0,52 и +0,24; МСБ — жёлтая; 29 выходов из R0 по розничным</w:t>
+              <w:t>Выборка CoR 29 точек; границы 1,57 / 2,28 и 2,49 / 3,13; все пять скачков закрытия пойманы триггером; 29 выходов из R0 по розничным</w:t>
             </w:r>
           </w:p>
         </w:tc>
@@ -3228,6 +3251,12 @@
                 <w:sz w:val="19"/>
               </w:rPr>
               <w:t>calib/method_selection.py</w:t>
+            </w:r>
+            <w:r>
+              <w:rPr>
+                <w:color w:val="0B0B0B"/>
+              </w:rPr>
+              <w:t>; книга v1.8, лист «Метрики»</w:t>
             </w:r>
           </w:p>
         </w:tc>
